--- a/小野町_引継ぎ_整理済/04_算定・見込量/小野町_決算・交付金の受領と反映方針_20261015.docx
+++ b/小野町_引継ぎ_整理済/04_算定・見込量/小野町_決算・交付金の受領と反映方針_20261015.docx
@@ -11973,7 +11973,7 @@
           <w:i w:val="0"/>
           <w:sz w:val="21"/>
         </w:rPr>
-        <w:t xml:space="preserve"> 取崩しなし6,053円に対し、12,000千円を取り崩せば6,000円弱、35,000千円（第9期と同じ）なら5,808円です。</w:t>
+        <w:t xml:space="preserve"> 取崩しなし6,053円に対し、令和8年度末見込210,000千円の半分（105,000千円）を取り崩せば5,194円、35,000千円（第9期と同じ）なら5,767円です。</w:t>
       </w:r>
       <w:r>
         <w:rPr>
@@ -11982,7 +11982,7 @@
           <w:i w:val="0"/>
           <w:sz w:val="21"/>
         </w:rPr>
-        <w:t>基金残高の確認が最優先である理由はここにあります。</w:t>
+        <w:t>令和7年度末の残高の確認が最優先である理由はここにあります。</w:t>
       </w:r>
     </w:p>
     <w:p>

--- a/小野町_引継ぎ_整理済/04_算定・見込量/小野町_決算・交付金の受領と反映方針_20261015.docx
+++ b/小野町_引継ぎ_整理済/04_算定・見込量/小野町_決算・交付金の受領と反映方針_20261015.docx
@@ -2675,7 +2675,7 @@
                 <w:i w:val="0"/>
                 <w:sz w:val="17"/>
               </w:rPr>
-              <w:t>素案 第3章・第5章 基本目標1②・第6章4の訂正が要る。</w:t>
+              <w:t>素案 第3章・第5章 基本目標1②・第6章4の書き改めが要る。</w:t>
             </w:r>
             <w:r>
               <w:rPr>
@@ -11166,7 +11166,7 @@
                 <w:i w:val="0"/>
                 <w:sz w:val="17"/>
               </w:rPr>
-              <w:t>訂正が要る。</w:t>
+              <w:t>書き改めが要る。</w:t>
             </w:r>
             <w:r>
               <w:rPr>
